--- a/pages/Ruhulla_Sheik_Resume.docx
+++ b/pages/Ruhulla_Sheik_Resume.docx
@@ -6,14 +6,18 @@
       <w:pPr>
         <w:spacing w:after="50"/>
         <w:jc w:val="center"/>
+        <w:rPr>
+          <w:sz w:val="12"/>
+          <w:szCs w:val="12"/>
+        </w:rPr>
       </w:pPr>
       <w:r>
         <w:rPr>
           <w:b/>
           <w:bCs/>
           <w:color w:val="1A1A2E"/>
-          <w:sz w:val="52"/>
-          <w:szCs w:val="52"/>
+          <w:sz w:val="36"/>
+          <w:szCs w:val="36"/>
         </w:rPr>
         <w:t>Ruhulla Sheik</w:t>
       </w:r>
@@ -31,7 +35,71 @@
           <w:sz w:val="21"/>
           <w:szCs w:val="21"/>
         </w:rPr>
-        <w:t>Senior Software Engineer  ·  AI Platform Engineer</w:t>
+        <w:t xml:space="preserve">Senior Software </w:t>
+      </w:r>
+      <w:proofErr w:type="gramStart"/>
+      <w:r>
+        <w:rPr>
+          <w:b/>
+          <w:bCs/>
+          <w:color w:val="1565C0"/>
+          <w:sz w:val="21"/>
+          <w:szCs w:val="21"/>
+        </w:rPr>
+        <w:t>Engineer  ·</w:t>
+      </w:r>
+      <w:proofErr w:type="gramEnd"/>
+      <w:r>
+        <w:rPr>
+          <w:b/>
+          <w:bCs/>
+          <w:color w:val="1565C0"/>
+          <w:sz w:val="21"/>
+          <w:szCs w:val="21"/>
+        </w:rPr>
+        <w:t xml:space="preserve">  AI Platform Engineer</w:t>
+      </w:r>
+      <w:r>
+        <w:rPr>
+          <w:b/>
+          <w:bCs/>
+          <w:color w:val="1565C0"/>
+          <w:sz w:val="21"/>
+          <w:szCs w:val="21"/>
+        </w:rPr>
+        <w:t xml:space="preserve"> </w:t>
+      </w:r>
+      <w:proofErr w:type="gramStart"/>
+      <w:r>
+        <w:rPr>
+          <w:b/>
+          <w:bCs/>
+          <w:color w:val="1565C0"/>
+          <w:sz w:val="21"/>
+          <w:szCs w:val="21"/>
+        </w:rPr>
+        <w:t xml:space="preserve">·  </w:t>
+      </w:r>
+      <w:r>
+        <w:rPr>
+          <w:b/>
+          <w:bCs/>
+          <w:color w:val="1565C0"/>
+          <w:sz w:val="21"/>
+          <w:szCs w:val="21"/>
+        </w:rPr>
+        <w:t>Integration</w:t>
+      </w:r>
+      <w:proofErr w:type="gramEnd"/>
+      <w:r>
+        <w:rPr>
+          <w:b/>
+          <w:bCs/>
+          <w:color w:val="1565C0"/>
+          <w:sz w:val="21"/>
+          <w:szCs w:val="21"/>
+        </w:rPr>
+        <w:t xml:space="preserve"> Engineer</w:t>
       </w:r>
     </w:p>
     <w:p>
@@ -162,6 +230,7 @@
     <w:p>
       <w:pPr>
         <w:spacing w:before="60" w:after="40"/>
+        <w:jc w:val="both"/>
       </w:pPr>
       <w:r>
         <w:rPr>
@@ -238,7 +307,335 @@
           <w:sz w:val="18"/>
           <w:szCs w:val="18"/>
         </w:rPr>
-        <w:t>AI &amp; MCP</w:t>
+        <w:t>AI &amp; MCP:</w:t>
+      </w:r>
+      <w:r>
+        <w:rPr>
+          <w:sz w:val="18"/>
+          <w:szCs w:val="18"/>
+        </w:rPr>
+        <w:t xml:space="preserve"> Model Context Protocol (MCP), </w:t>
+      </w:r>
+      <w:proofErr w:type="spellStart"/>
+      <w:r>
+        <w:rPr>
+          <w:sz w:val="18"/>
+          <w:szCs w:val="18"/>
+        </w:rPr>
+        <w:t>Langflow</w:t>
+      </w:r>
+      <w:proofErr w:type="spellEnd"/>
+      <w:r>
+        <w:rPr>
+          <w:sz w:val="18"/>
+          <w:szCs w:val="18"/>
+        </w:rPr>
+        <w:t xml:space="preserve">, Azure OpenAI, </w:t>
+      </w:r>
+      <w:proofErr w:type="spellStart"/>
+      <w:r>
+        <w:rPr>
+          <w:sz w:val="18"/>
+          <w:szCs w:val="18"/>
+        </w:rPr>
+        <w:t>FastMCP</w:t>
+      </w:r>
+      <w:proofErr w:type="spellEnd"/>
+      <w:r>
+        <w:rPr>
+          <w:sz w:val="18"/>
+          <w:szCs w:val="18"/>
+        </w:rPr>
+        <w:t>, Claude Code, Spec-Driven Development</w:t>
+      </w:r>
+    </w:p>
+    <w:p>
+      <w:pPr>
+        <w:spacing w:before="16" w:after="16"/>
+      </w:pPr>
+      <w:r>
+        <w:rPr>
+          <w:b/>
+          <w:bCs/>
+          <w:sz w:val="18"/>
+          <w:szCs w:val="18"/>
+        </w:rPr>
+        <w:t>Frameworks:</w:t>
+      </w:r>
+      <w:r>
+        <w:rPr>
+          <w:sz w:val="18"/>
+          <w:szCs w:val="18"/>
+        </w:rPr>
+        <w:t xml:space="preserve"> ASP.NET Core, </w:t>
+      </w:r>
+      <w:proofErr w:type="spellStart"/>
+      <w:r>
+        <w:rPr>
+          <w:sz w:val="18"/>
+          <w:szCs w:val="18"/>
+        </w:rPr>
+        <w:t>FastAPI</w:t>
+      </w:r>
+      <w:proofErr w:type="spellEnd"/>
+      <w:r>
+        <w:rPr>
+          <w:sz w:val="18"/>
+          <w:szCs w:val="18"/>
+        </w:rPr>
+        <w:t xml:space="preserve">, Apache Airflow, </w:t>
+      </w:r>
+      <w:proofErr w:type="spellStart"/>
+      <w:r>
+        <w:rPr>
+          <w:sz w:val="18"/>
+          <w:szCs w:val="18"/>
+        </w:rPr>
+        <w:t>Quarkus</w:t>
+      </w:r>
+      <w:proofErr w:type="spellEnd"/>
+      <w:r>
+        <w:rPr>
+          <w:sz w:val="18"/>
+          <w:szCs w:val="18"/>
+        </w:rPr>
+        <w:t>, Vue 3 / Vite, Entity Framework Core, IdentityServer4</w:t>
+      </w:r>
+    </w:p>
+    <w:p>
+      <w:pPr>
+        <w:spacing w:before="16" w:after="16"/>
+      </w:pPr>
+      <w:r>
+        <w:rPr>
+          <w:b/>
+          <w:bCs/>
+          <w:sz w:val="18"/>
+          <w:szCs w:val="18"/>
+        </w:rPr>
+        <w:t>Cloud &amp; Infra:</w:t>
+      </w:r>
+      <w:r>
+        <w:rPr>
+          <w:sz w:val="18"/>
+          <w:szCs w:val="18"/>
+        </w:rPr>
+        <w:t xml:space="preserve">  Azure (AKS, Bicep, Pipelines, Service Bus, Key Vault, App Insights), Docker, Kubernetes, Helm</w:t>
+      </w:r>
+    </w:p>
+    <w:p>
+      <w:pPr>
+        <w:spacing w:before="16" w:after="16"/>
+      </w:pPr>
+      <w:r>
+        <w:rPr>
+          <w:b/>
+          <w:bCs/>
+          <w:sz w:val="18"/>
+          <w:szCs w:val="18"/>
+        </w:rPr>
+        <w:t>Databases:</w:t>
+      </w:r>
+      <w:r>
+        <w:rPr>
+          <w:sz w:val="18"/>
+          <w:szCs w:val="18"/>
+        </w:rPr>
+        <w:t xml:space="preserve"> PostgreSQL, SQL Server / Azure SQL, MongoDB / Cosmos DB, Redis</w:t>
+      </w:r>
+    </w:p>
+    <w:p>
+      <w:pPr>
+        <w:spacing w:before="16" w:after="16"/>
+      </w:pPr>
+      <w:r>
+        <w:rPr>
+          <w:b/>
+          <w:bCs/>
+          <w:sz w:val="18"/>
+          <w:szCs w:val="18"/>
+        </w:rPr>
+        <w:t>Auth &amp; Security:</w:t>
+      </w:r>
+      <w:r>
+        <w:rPr>
+          <w:sz w:val="18"/>
+          <w:szCs w:val="18"/>
+        </w:rPr>
+        <w:t xml:space="preserve"> OAuth2, OIDC, SAML 2.0, JWT / JWKS, IdentityServer4, Bandit (SAST), pip-audit (SCA)</w:t>
+      </w:r>
+      <w:r>
+        <w:rPr>
+          <w:sz w:val="18"/>
+          <w:szCs w:val="18"/>
+        </w:rPr>
+        <w:t xml:space="preserve">, </w:t>
+      </w:r>
+      <w:r>
+        <w:rPr>
+          <w:sz w:val="18"/>
+          <w:szCs w:val="18"/>
+        </w:rPr>
+        <w:t>Ory Keto (Google Zanzibar)</w:t>
+      </w:r>
+    </w:p>
+    <w:p>
+      <w:pPr>
+        <w:spacing w:before="16" w:after="16"/>
+      </w:pPr>
+      <w:r>
+        <w:rPr>
+          <w:b/>
+          <w:bCs/>
+          <w:sz w:val="18"/>
+          <w:szCs w:val="18"/>
+        </w:rPr>
+        <w:t>Observability:</w:t>
+      </w:r>
+      <w:r>
+        <w:rPr>
+          <w:sz w:val="18"/>
+          <w:szCs w:val="18"/>
+        </w:rPr>
+        <w:t xml:space="preserve"> </w:t>
+      </w:r>
+      <w:proofErr w:type="spellStart"/>
+      <w:r>
+        <w:rPr>
+          <w:sz w:val="18"/>
+          <w:szCs w:val="18"/>
+        </w:rPr>
+        <w:t>OpenTelemetry</w:t>
+      </w:r>
+      <w:proofErr w:type="spellEnd"/>
+      <w:r>
+        <w:rPr>
+          <w:sz w:val="18"/>
+          <w:szCs w:val="18"/>
+        </w:rPr>
+        <w:t>, Grafana, Loki, Azure Application Insights</w:t>
+      </w:r>
+    </w:p>
+    <w:p>
+      <w:pPr>
+        <w:spacing w:before="16" w:after="16"/>
+      </w:pPr>
+      <w:r>
+        <w:rPr>
+          <w:b/>
+          <w:bCs/>
+          <w:sz w:val="18"/>
+          <w:szCs w:val="18"/>
+        </w:rPr>
+        <w:t>Messaging:</w:t>
+      </w:r>
+      <w:r>
+        <w:rPr>
+          <w:sz w:val="18"/>
+          <w:szCs w:val="18"/>
+        </w:rPr>
+        <w:t xml:space="preserve"> Apache Kafka, Azure Service Bus, RabbitMQ</w:t>
+      </w:r>
+    </w:p>
+    <w:p>
+      <w:pPr>
+        <w:spacing w:before="16" w:after="16"/>
+      </w:pPr>
+      <w:r>
+        <w:rPr>
+          <w:b/>
+          <w:bCs/>
+          <w:sz w:val="18"/>
+          <w:szCs w:val="18"/>
+        </w:rPr>
+        <w:t>Testing:</w:t>
+      </w:r>
+      <w:r>
+        <w:rPr>
+          <w:sz w:val="18"/>
+          <w:szCs w:val="18"/>
+        </w:rPr>
+        <w:t xml:space="preserve"> </w:t>
+      </w:r>
+      <w:proofErr w:type="spellStart"/>
+      <w:r>
+        <w:rPr>
+          <w:sz w:val="18"/>
+          <w:szCs w:val="18"/>
+        </w:rPr>
+        <w:t>pytest</w:t>
+      </w:r>
+      <w:proofErr w:type="spellEnd"/>
+      <w:r>
+        <w:rPr>
+          <w:sz w:val="18"/>
+          <w:szCs w:val="18"/>
+        </w:rPr>
+        <w:t xml:space="preserve">, </w:t>
+      </w:r>
+      <w:proofErr w:type="spellStart"/>
+      <w:r>
+        <w:rPr>
+          <w:sz w:val="18"/>
+          <w:szCs w:val="18"/>
+        </w:rPr>
+        <w:t>xUnit</w:t>
+      </w:r>
+      <w:proofErr w:type="spellEnd"/>
+      <w:r>
+        <w:rPr>
+          <w:sz w:val="18"/>
+          <w:szCs w:val="18"/>
+        </w:rPr>
+        <w:t xml:space="preserve">, </w:t>
+      </w:r>
+      <w:proofErr w:type="spellStart"/>
+      <w:r>
+        <w:rPr>
+          <w:sz w:val="18"/>
+          <w:szCs w:val="18"/>
+        </w:rPr>
+        <w:t>Vitest</w:t>
+      </w:r>
+      <w:proofErr w:type="spellEnd"/>
+      <w:r>
+        <w:rPr>
+          <w:sz w:val="18"/>
+          <w:szCs w:val="18"/>
+        </w:rPr>
+        <w:t xml:space="preserve">, JUnit, JMeter, </w:t>
+      </w:r>
+      <w:proofErr w:type="spellStart"/>
+      <w:r>
+        <w:rPr>
+          <w:sz w:val="18"/>
+          <w:szCs w:val="18"/>
+        </w:rPr>
+        <w:t>FakeItEasy</w:t>
+      </w:r>
+      <w:proofErr w:type="spellEnd"/>
+    </w:p>
+    <w:p>
+      <w:pPr>
+        <w:spacing w:before="16" w:after="16"/>
+      </w:pPr>
+      <w:r>
+        <w:rPr>
+          <w:b/>
+          <w:bCs/>
+          <w:sz w:val="18"/>
+          <w:szCs w:val="18"/>
+        </w:rPr>
+        <w:t>Integration &amp; ERP</w:t>
+      </w:r>
+      <w:r>
+        <w:rPr>
+          <w:b/>
+          <w:bCs/>
+          <w:sz w:val="18"/>
+          <w:szCs w:val="18"/>
+        </w:rPr>
+        <w:t xml:space="preserve"> Templates</w:t>
       </w:r>
       <w:r>
         <w:rPr>
@@ -254,436 +651,23 @@
           <w:sz w:val="18"/>
           <w:szCs w:val="18"/>
         </w:rPr>
-        <w:t xml:space="preserve"> Model</w:t>
-      </w:r>
-      <w:r>
-        <w:rPr>
-          <w:sz w:val="18"/>
-          <w:szCs w:val="18"/>
-        </w:rPr>
-        <w:t xml:space="preserve"> Context Protocol (MCP), </w:t>
-      </w:r>
-      <w:proofErr w:type="spellStart"/>
-      <w:r>
-        <w:rPr>
-          <w:sz w:val="18"/>
-          <w:szCs w:val="18"/>
-        </w:rPr>
-        <w:t>Langflow</w:t>
-      </w:r>
-      <w:proofErr w:type="spellEnd"/>
-      <w:r>
-        <w:rPr>
-          <w:sz w:val="18"/>
-          <w:szCs w:val="18"/>
-        </w:rPr>
-        <w:t xml:space="preserve">, Azure OpenAI, </w:t>
-      </w:r>
-      <w:proofErr w:type="spellStart"/>
-      <w:r>
-        <w:rPr>
-          <w:sz w:val="18"/>
-          <w:szCs w:val="18"/>
-        </w:rPr>
-        <w:t>FastMCP</w:t>
-      </w:r>
-      <w:proofErr w:type="spellEnd"/>
-      <w:r>
-        <w:rPr>
-          <w:sz w:val="18"/>
-          <w:szCs w:val="18"/>
-        </w:rPr>
-        <w:t>, Claude Code, Spec-Driven Development</w:t>
-      </w:r>
-    </w:p>
-    <w:p>
-      <w:pPr>
-        <w:spacing w:before="16" w:after="16"/>
-      </w:pPr>
-      <w:r>
-        <w:rPr>
-          <w:b/>
-          <w:bCs/>
-          <w:sz w:val="18"/>
-          <w:szCs w:val="18"/>
-        </w:rPr>
-        <w:t>Frameworks</w:t>
-      </w:r>
-      <w:r>
-        <w:rPr>
-          <w:b/>
-          <w:bCs/>
-          <w:sz w:val="18"/>
-          <w:szCs w:val="18"/>
-        </w:rPr>
-        <w:t>:</w:t>
-      </w:r>
-      <w:r>
-        <w:rPr>
-          <w:sz w:val="18"/>
-          <w:szCs w:val="18"/>
-        </w:rPr>
-        <w:t xml:space="preserve"> ASP.NET</w:t>
-      </w:r>
-      <w:r>
-        <w:rPr>
-          <w:sz w:val="18"/>
-          <w:szCs w:val="18"/>
-        </w:rPr>
-        <w:t xml:space="preserve"> Core, </w:t>
-      </w:r>
-      <w:proofErr w:type="spellStart"/>
-      <w:r>
-        <w:rPr>
-          <w:sz w:val="18"/>
-          <w:szCs w:val="18"/>
-        </w:rPr>
-        <w:t>FastAPI</w:t>
-      </w:r>
-      <w:proofErr w:type="spellEnd"/>
-      <w:r>
-        <w:rPr>
-          <w:sz w:val="18"/>
-          <w:szCs w:val="18"/>
-        </w:rPr>
-        <w:t xml:space="preserve">, Apache Airflow, </w:t>
-      </w:r>
-      <w:proofErr w:type="spellStart"/>
-      <w:r>
-        <w:rPr>
-          <w:sz w:val="18"/>
-          <w:szCs w:val="18"/>
-        </w:rPr>
-        <w:t>Quarkus</w:t>
-      </w:r>
-      <w:proofErr w:type="spellEnd"/>
-      <w:r>
-        <w:rPr>
-          <w:sz w:val="18"/>
-          <w:szCs w:val="18"/>
-        </w:rPr>
-        <w:t>, Vue 3 / Vite, Entity Framework Core, IdentityServer4</w:t>
-      </w:r>
-    </w:p>
-    <w:p>
-      <w:pPr>
-        <w:spacing w:before="16" w:after="16"/>
-      </w:pPr>
-      <w:r>
-        <w:rPr>
-          <w:b/>
-          <w:bCs/>
-          <w:sz w:val="18"/>
-          <w:szCs w:val="18"/>
-        </w:rPr>
-        <w:t>Cloud &amp; Infra:</w:t>
-      </w:r>
-      <w:r>
-        <w:rPr>
-          <w:sz w:val="18"/>
-          <w:szCs w:val="18"/>
-        </w:rPr>
-        <w:t xml:space="preserve">  Azure (AKS, Bicep, Pipelines, Service Bus, Key Vault, App Insights), Docker, Kubernetes, Helm</w:t>
-      </w:r>
-    </w:p>
-    <w:p>
-      <w:pPr>
-        <w:spacing w:before="16" w:after="16"/>
-      </w:pPr>
-      <w:r>
-        <w:rPr>
-          <w:b/>
-          <w:bCs/>
-          <w:sz w:val="18"/>
-          <w:szCs w:val="18"/>
-        </w:rPr>
-        <w:t>Databases</w:t>
-      </w:r>
-      <w:r>
-        <w:rPr>
-          <w:b/>
-          <w:bCs/>
-          <w:sz w:val="18"/>
-          <w:szCs w:val="18"/>
-        </w:rPr>
-        <w:t>:</w:t>
-      </w:r>
-      <w:r>
-        <w:rPr>
-          <w:sz w:val="18"/>
-          <w:szCs w:val="18"/>
-        </w:rPr>
-        <w:t xml:space="preserve"> PostgreSQL</w:t>
-      </w:r>
-      <w:r>
-        <w:rPr>
-          <w:sz w:val="18"/>
-          <w:szCs w:val="18"/>
-        </w:rPr>
-        <w:t>, SQL Server / Azure SQL, MongoDB / Cosmos DB, Redis</w:t>
-      </w:r>
-    </w:p>
-    <w:p>
-      <w:pPr>
-        <w:spacing w:before="16" w:after="16"/>
-      </w:pPr>
-      <w:r>
-        <w:rPr>
-          <w:b/>
-          <w:bCs/>
-          <w:sz w:val="18"/>
-          <w:szCs w:val="18"/>
-        </w:rPr>
-        <w:t>Auth &amp; Security</w:t>
-      </w:r>
-      <w:r>
-        <w:rPr>
-          <w:b/>
-          <w:bCs/>
-          <w:sz w:val="18"/>
-          <w:szCs w:val="18"/>
-        </w:rPr>
-        <w:t>:</w:t>
-      </w:r>
-      <w:r>
-        <w:rPr>
-          <w:sz w:val="18"/>
-          <w:szCs w:val="18"/>
-        </w:rPr>
-        <w:t xml:space="preserve"> OAuth2</w:t>
-      </w:r>
-      <w:r>
-        <w:rPr>
-          <w:sz w:val="18"/>
-          <w:szCs w:val="18"/>
-        </w:rPr>
-        <w:t>, OIDC, SAML 2.0, JWT / JWKS, IdentityServer4, Bandit (SAST), pip-audit (SCA)</w:t>
-      </w:r>
-      <w:r>
-        <w:rPr>
-          <w:sz w:val="18"/>
-          <w:szCs w:val="18"/>
-        </w:rPr>
-        <w:t xml:space="preserve">, </w:t>
-      </w:r>
-      <w:r>
-        <w:rPr>
-          <w:sz w:val="18"/>
-          <w:szCs w:val="18"/>
-        </w:rPr>
-        <w:t>Ory Keto (Google Zanzibar)</w:t>
-      </w:r>
-    </w:p>
-    <w:p>
-      <w:pPr>
-        <w:spacing w:before="16" w:after="16"/>
-      </w:pPr>
-      <w:r>
-        <w:rPr>
-          <w:b/>
-          <w:bCs/>
-          <w:sz w:val="18"/>
-          <w:szCs w:val="18"/>
-        </w:rPr>
-        <w:t>Observability</w:t>
-      </w:r>
-      <w:r>
-        <w:rPr>
-          <w:b/>
-          <w:bCs/>
-          <w:sz w:val="18"/>
-          <w:szCs w:val="18"/>
-        </w:rPr>
-        <w:t>:</w:t>
-      </w:r>
-      <w:r>
-        <w:rPr>
-          <w:sz w:val="18"/>
-          <w:szCs w:val="18"/>
-        </w:rPr>
-        <w:t xml:space="preserve"> Open</w:t>
-      </w:r>
-      <w:r>
-        <w:rPr>
-          <w:sz w:val="18"/>
-          <w:szCs w:val="18"/>
-        </w:rPr>
-        <w:t xml:space="preserve"> Telemetry</w:t>
-      </w:r>
-      <w:r>
-        <w:rPr>
-          <w:sz w:val="18"/>
-          <w:szCs w:val="18"/>
-        </w:rPr>
-        <w:t>, Grafana, Loki, Azure Application Insights</w:t>
-      </w:r>
-    </w:p>
-    <w:p>
-      <w:pPr>
-        <w:spacing w:before="16" w:after="16"/>
-      </w:pPr>
-      <w:r>
-        <w:rPr>
-          <w:b/>
-          <w:bCs/>
-          <w:sz w:val="18"/>
-          <w:szCs w:val="18"/>
-        </w:rPr>
-        <w:t>Messaging</w:t>
-      </w:r>
-      <w:r>
-        <w:rPr>
-          <w:b/>
-          <w:bCs/>
-          <w:sz w:val="18"/>
-          <w:szCs w:val="18"/>
-        </w:rPr>
-        <w:t>:</w:t>
-      </w:r>
-      <w:r>
-        <w:rPr>
-          <w:sz w:val="18"/>
-          <w:szCs w:val="18"/>
-        </w:rPr>
-        <w:t xml:space="preserve"> Apache</w:t>
-      </w:r>
-      <w:r>
-        <w:rPr>
-          <w:sz w:val="18"/>
-          <w:szCs w:val="18"/>
-        </w:rPr>
-        <w:t xml:space="preserve"> Kafka, Azure Service Bus, RabbitMQ</w:t>
-      </w:r>
-    </w:p>
-    <w:p>
-      <w:pPr>
-        <w:spacing w:before="16" w:after="16"/>
-      </w:pPr>
-      <w:r>
-        <w:rPr>
-          <w:b/>
-          <w:bCs/>
-          <w:sz w:val="18"/>
-          <w:szCs w:val="18"/>
-        </w:rPr>
-        <w:t>Testing:</w:t>
-      </w:r>
-      <w:r>
-        <w:rPr>
-          <w:sz w:val="18"/>
-          <w:szCs w:val="18"/>
-        </w:rPr>
-        <w:t xml:space="preserve">  </w:t>
-      </w:r>
-      <w:proofErr w:type="spellStart"/>
-      <w:r>
-        <w:rPr>
-          <w:sz w:val="18"/>
-          <w:szCs w:val="18"/>
-        </w:rPr>
-        <w:t>pytest</w:t>
-      </w:r>
-      <w:proofErr w:type="spellEnd"/>
-      <w:r>
-        <w:rPr>
-          <w:sz w:val="18"/>
-          <w:szCs w:val="18"/>
-        </w:rPr>
-        <w:t xml:space="preserve">, </w:t>
-      </w:r>
-      <w:proofErr w:type="spellStart"/>
-      <w:r>
-        <w:rPr>
-          <w:sz w:val="18"/>
-          <w:szCs w:val="18"/>
-        </w:rPr>
-        <w:t>xUnit</w:t>
-      </w:r>
-      <w:proofErr w:type="spellEnd"/>
-      <w:r>
-        <w:rPr>
-          <w:sz w:val="18"/>
-          <w:szCs w:val="18"/>
-        </w:rPr>
-        <w:t xml:space="preserve">, </w:t>
-      </w:r>
-      <w:proofErr w:type="spellStart"/>
-      <w:r>
-        <w:rPr>
-          <w:sz w:val="18"/>
-          <w:szCs w:val="18"/>
-        </w:rPr>
-        <w:t>Vitest</w:t>
-      </w:r>
-      <w:proofErr w:type="spellEnd"/>
-      <w:r>
-        <w:rPr>
-          <w:sz w:val="18"/>
-          <w:szCs w:val="18"/>
-        </w:rPr>
-        <w:t xml:space="preserve">, JUnit, JMeter, </w:t>
-      </w:r>
-      <w:proofErr w:type="spellStart"/>
-      <w:r>
-        <w:rPr>
-          <w:sz w:val="18"/>
-          <w:szCs w:val="18"/>
-        </w:rPr>
-        <w:t>FakeItEasy</w:t>
-      </w:r>
-      <w:proofErr w:type="spellEnd"/>
-    </w:p>
-    <w:p>
-      <w:pPr>
-        <w:spacing w:before="16" w:after="16"/>
-      </w:pPr>
-      <w:r>
-        <w:rPr>
-          <w:b/>
-          <w:bCs/>
-          <w:sz w:val="18"/>
-          <w:szCs w:val="18"/>
-        </w:rPr>
-        <w:t>Integration &amp; ERP</w:t>
-      </w:r>
-      <w:r>
-        <w:rPr>
-          <w:b/>
-          <w:bCs/>
-          <w:sz w:val="18"/>
-          <w:szCs w:val="18"/>
-        </w:rPr>
-        <w:t>:</w:t>
-      </w:r>
-      <w:r>
-        <w:rPr>
-          <w:sz w:val="18"/>
-          <w:szCs w:val="18"/>
-        </w:rPr>
-        <w:t xml:space="preserve"> SAP</w:t>
-      </w:r>
-      <w:r>
-        <w:rPr>
-          <w:sz w:val="18"/>
-          <w:szCs w:val="18"/>
-        </w:rPr>
-        <w:t xml:space="preserve">, Oracle EBS, </w:t>
-      </w:r>
-      <w:proofErr w:type="spellStart"/>
-      <w:r>
-        <w:rPr>
-          <w:sz w:val="18"/>
-          <w:szCs w:val="18"/>
-        </w:rPr>
-        <w:t>JDEdwards</w:t>
-      </w:r>
-      <w:proofErr w:type="spellEnd"/>
-      <w:r>
-        <w:rPr>
-          <w:sz w:val="18"/>
-          <w:szCs w:val="18"/>
-        </w:rPr>
-        <w:t xml:space="preserve"> </w:t>
+        <w:t xml:space="preserve"> SAP (</w:t>
+      </w:r>
+      <w:proofErr w:type="spellStart"/>
+      <w:r>
+        <w:rPr>
+          <w:sz w:val="18"/>
+          <w:szCs w:val="18"/>
+        </w:rPr>
+        <w:t>JCo</w:t>
+      </w:r>
+      <w:proofErr w:type="spellEnd"/>
+      <w:r>
+        <w:rPr>
+          <w:sz w:val="18"/>
+          <w:szCs w:val="18"/>
+        </w:rPr>
+        <w:t xml:space="preserve">, HANA), Oracle EBS, JD Edwards </w:t>
       </w:r>
     </w:p>
     <w:p>
@@ -710,6 +694,7 @@
         <w:spacing w:before="80" w:after="30"/>
       </w:pPr>
       <w:proofErr w:type="spellStart"/>
+      <w:proofErr w:type="gramStart"/>
       <w:r>
         <w:rPr>
           <w:b/>
@@ -727,8 +712,9 @@
           <w:sz w:val="17"/>
           <w:szCs w:val="17"/>
         </w:rPr>
-        <w:t xml:space="preserve"> (</w:t>
-      </w:r>
+        <w:t xml:space="preserve">  (</w:t>
+      </w:r>
+      <w:proofErr w:type="gramEnd"/>
       <w:r>
         <w:rPr>
           <w:color w:val="555555"/>
@@ -773,14 +759,16 @@
         </w:rPr>
         <w:t xml:space="preserve"> Solutions) — Bangalore, </w:t>
       </w:r>
-      <w:r>
-        <w:rPr>
-          <w:color w:val="555555"/>
-          <w:sz w:val="17"/>
-          <w:szCs w:val="17"/>
-        </w:rPr>
-        <w:t>India |</w:t>
-      </w:r>
+      <w:proofErr w:type="gramStart"/>
+      <w:r>
+        <w:rPr>
+          <w:color w:val="555555"/>
+          <w:sz w:val="17"/>
+          <w:szCs w:val="17"/>
+        </w:rPr>
+        <w:t>India  |</w:t>
+      </w:r>
+      <w:proofErr w:type="gramEnd"/>
       <w:r>
         <w:rPr>
           <w:color w:val="555555"/>
@@ -839,7 +827,29 @@
           <w:sz w:val="17"/>
           <w:szCs w:val="17"/>
         </w:rPr>
-        <w:t xml:space="preserve">   Jan 2026 – May 2026  |  Python · </w:t>
+        <w:t xml:space="preserve">   Jan 2026 – May </w:t>
+      </w:r>
+      <w:proofErr w:type="gramStart"/>
+      <w:r>
+        <w:rPr>
+          <w:i/>
+          <w:iCs/>
+          <w:color w:val="555555"/>
+          <w:sz w:val="17"/>
+          <w:szCs w:val="17"/>
+        </w:rPr>
+        <w:t>2026  |</w:t>
+      </w:r>
+      <w:proofErr w:type="gramEnd"/>
+      <w:r>
+        <w:rPr>
+          <w:i/>
+          <w:iCs/>
+          <w:color w:val="555555"/>
+          <w:sz w:val="17"/>
+          <w:szCs w:val="17"/>
+        </w:rPr>
+        <w:t xml:space="preserve">  Python · </w:t>
       </w:r>
       <w:proofErr w:type="spellStart"/>
       <w:r>
@@ -923,7 +933,23 @@
           <w:sz w:val="18"/>
           <w:szCs w:val="18"/>
         </w:rPr>
-        <w:t xml:space="preserve">Tech Lead and primary contributor (36 of 135 commits; mandatory PR reviewer) for a production AI gateway that auto-discovers </w:t>
+        <w:t xml:space="preserve">Tech </w:t>
+      </w:r>
+      <w:proofErr w:type="gramStart"/>
+      <w:r>
+        <w:rPr>
+          <w:sz w:val="18"/>
+          <w:szCs w:val="18"/>
+        </w:rPr>
+        <w:t>Lead</w:t>
+      </w:r>
+      <w:proofErr w:type="gramEnd"/>
+      <w:r>
+        <w:rPr>
+          <w:sz w:val="18"/>
+          <w:szCs w:val="18"/>
+        </w:rPr>
+        <w:t xml:space="preserve"> and primary contributor (36 of 135 commits; mandatory PR reviewer) for a production AI gateway that auto-discovers </w:t>
       </w:r>
       <w:proofErr w:type="spellStart"/>
       <w:r>
@@ -1115,7 +1141,29 @@
           <w:sz w:val="17"/>
           <w:szCs w:val="17"/>
         </w:rPr>
-        <w:t xml:space="preserve">   Aug 2024 – Aug 2025  |  C# · Vue 3 · ASP.NET Core · Ory Keto · Kafka · PostgreSQL · MongoDB · AKS</w:t>
+        <w:t xml:space="preserve">   Aug 2024 – Aug </w:t>
+      </w:r>
+      <w:proofErr w:type="gramStart"/>
+      <w:r>
+        <w:rPr>
+          <w:i/>
+          <w:iCs/>
+          <w:color w:val="555555"/>
+          <w:sz w:val="17"/>
+          <w:szCs w:val="17"/>
+        </w:rPr>
+        <w:t>2025  |</w:t>
+      </w:r>
+      <w:proofErr w:type="gramEnd"/>
+      <w:r>
+        <w:rPr>
+          <w:i/>
+          <w:iCs/>
+          <w:color w:val="555555"/>
+          <w:sz w:val="17"/>
+          <w:szCs w:val="17"/>
+        </w:rPr>
+        <w:t xml:space="preserve">  C# · Vue 3 · ASP.NET Core · Ory Keto · Kafka · PostgreSQL · MongoDB · AKS</w:t>
       </w:r>
     </w:p>
     <w:p>
@@ -1133,7 +1181,23 @@
           <w:sz w:val="18"/>
           <w:szCs w:val="18"/>
         </w:rPr>
-        <w:t>Tech Lead (from day one) for a universal authorization service built on Google Zanzibar / Ory Keto (ReBAC); led backend, Vue 3 SPA, Kubernetes infra, and CI/CD across a team of 6 engineers</w:t>
+        <w:t xml:space="preserve">Tech </w:t>
+      </w:r>
+      <w:proofErr w:type="gramStart"/>
+      <w:r>
+        <w:rPr>
+          <w:sz w:val="18"/>
+          <w:szCs w:val="18"/>
+        </w:rPr>
+        <w:t>Lead</w:t>
+      </w:r>
+      <w:proofErr w:type="gramEnd"/>
+      <w:r>
+        <w:rPr>
+          <w:sz w:val="18"/>
+          <w:szCs w:val="18"/>
+        </w:rPr>
+        <w:t xml:space="preserve"> (from day one) for a universal authorization service built on Google Zanzibar / Ory Keto (ReBAC); led backend, Vue 3 SPA, Kubernetes infra, and CI/CD across a team of 6 engineers</w:t>
       </w:r>
     </w:p>
     <w:p>
@@ -1282,7 +1346,29 @@
           <w:sz w:val="17"/>
           <w:szCs w:val="17"/>
         </w:rPr>
-        <w:t xml:space="preserve">   Mar 2024 – Apr 2026  |  C# · ASP.NET Core · IdentityServer4 · EF Core · SQL Server · AKS</w:t>
+        <w:t xml:space="preserve">   Mar 2024 – Apr </w:t>
+      </w:r>
+      <w:proofErr w:type="gramStart"/>
+      <w:r>
+        <w:rPr>
+          <w:i/>
+          <w:iCs/>
+          <w:color w:val="555555"/>
+          <w:sz w:val="17"/>
+          <w:szCs w:val="17"/>
+        </w:rPr>
+        <w:t>2026  |</w:t>
+      </w:r>
+      <w:proofErr w:type="gramEnd"/>
+      <w:r>
+        <w:rPr>
+          <w:i/>
+          <w:iCs/>
+          <w:color w:val="555555"/>
+          <w:sz w:val="17"/>
+          <w:szCs w:val="17"/>
+        </w:rPr>
+        <w:t xml:space="preserve">  C# · ASP.NET Core · IdentityServer4 · EF Core · SQL Server · AKS</w:t>
       </w:r>
     </w:p>
     <w:p>
@@ -1434,84 +1520,71 @@
           <w:sz w:val="18"/>
           <w:szCs w:val="18"/>
         </w:rPr>
-        <w:t>Fixed critical auth bugs: duplicate-username during token translation, user deletion missing sub claim, and IAM configuration gaps</w:t>
-      </w:r>
-    </w:p>
-    <w:p>
-      <w:pPr>
-        <w:spacing w:before="120" w:after="20"/>
-        <w:rPr>
-          <w:b/>
-          <w:bCs/>
-          <w:color w:val="1A1A2E"/>
-          <w:sz w:val="21"/>
-          <w:szCs w:val="21"/>
-        </w:rPr>
-      </w:pPr>
-    </w:p>
-    <w:p>
-      <w:pPr>
-        <w:spacing w:before="120" w:after="20"/>
-        <w:rPr>
-          <w:b/>
-          <w:bCs/>
-          <w:color w:val="1A1A2E"/>
-          <w:sz w:val="21"/>
-          <w:szCs w:val="21"/>
-        </w:rPr>
-      </w:pPr>
-    </w:p>
-    <w:p>
-      <w:pPr>
-        <w:spacing w:before="120" w:after="20"/>
-      </w:pPr>
-      <w:r>
-        <w:rPr>
-          <w:b/>
-          <w:bCs/>
-          <w:color w:val="1A1A2E"/>
-          <w:sz w:val="21"/>
-          <w:szCs w:val="21"/>
-        </w:rPr>
-        <w:lastRenderedPageBreak/>
-        <w:t>Software Developer — R&amp;D Platform Engineering</w:t>
-      </w:r>
-    </w:p>
-    <w:p>
-      <w:pPr>
-        <w:spacing w:after="60"/>
-      </w:pPr>
-      <w:r>
-        <w:rPr>
-          <w:i/>
-          <w:iCs/>
-          <w:color w:val="555555"/>
-          <w:sz w:val="17"/>
-          <w:szCs w:val="17"/>
-        </w:rPr>
-        <w:t>September 2020 – August 2024</w:t>
+        <w:t xml:space="preserve">Fixed critical auth bugs: </w:t>
+      </w:r>
+      <w:proofErr w:type="gramStart"/>
+      <w:r>
+        <w:rPr>
+          <w:sz w:val="18"/>
+          <w:szCs w:val="18"/>
+        </w:rPr>
+        <w:t>duplicate-username</w:t>
+      </w:r>
+      <w:proofErr w:type="gramEnd"/>
+      <w:r>
+        <w:rPr>
+          <w:sz w:val="18"/>
+          <w:szCs w:val="18"/>
+        </w:rPr>
+        <w:t xml:space="preserve"> during token translation, user deletion missing sub claim, and IAM configuration gaps</w:t>
       </w:r>
     </w:p>
     <w:p>
       <w:pPr>
         <w:spacing w:before="100" w:after="20"/>
       </w:pPr>
-      <w:r>
-        <w:rPr>
-          <w:b/>
-          <w:bCs/>
-        </w:rPr>
-        <w:t>Platform Airflow / PAM</w:t>
-      </w:r>
-      <w:r>
-        <w:rPr>
-          <w:i/>
-          <w:iCs/>
-          <w:color w:val="555555"/>
-          <w:sz w:val="17"/>
-          <w:szCs w:val="17"/>
-        </w:rPr>
-        <w:t xml:space="preserve">   Sep 2021 – Aug 2023  |  Python · Apache Airflow · Docker · Azure Pipelines · Azure Bicep</w:t>
+      <w:proofErr w:type="spellStart"/>
+      <w:proofErr w:type="gramStart"/>
+      <w:r>
+        <w:rPr>
+          <w:b/>
+          <w:bCs/>
+        </w:rPr>
+        <w:t>Infrastructure.Cloud.Params</w:t>
+      </w:r>
+      <w:proofErr w:type="spellEnd"/>
+      <w:proofErr w:type="gramEnd"/>
+      <w:r>
+        <w:rPr>
+          <w:i/>
+          <w:iCs/>
+          <w:color w:val="555555"/>
+          <w:sz w:val="17"/>
+          <w:szCs w:val="17"/>
+        </w:rPr>
+        <w:t xml:space="preserve">   Aug 2024 – May </w:t>
+      </w:r>
+      <w:proofErr w:type="gramStart"/>
+      <w:r>
+        <w:rPr>
+          <w:i/>
+          <w:iCs/>
+          <w:color w:val="555555"/>
+          <w:sz w:val="17"/>
+          <w:szCs w:val="17"/>
+        </w:rPr>
+        <w:t>2026  |</w:t>
+      </w:r>
+      <w:proofErr w:type="gramEnd"/>
+      <w:r>
+        <w:rPr>
+          <w:i/>
+          <w:iCs/>
+          <w:color w:val="555555"/>
+          <w:sz w:val="17"/>
+          <w:szCs w:val="17"/>
+        </w:rPr>
+        <w:t xml:space="preserve">  Azure Bicep · Helm · Azure Pipelines · PowerShell</w:t>
       </w:r>
     </w:p>
     <w:p>
@@ -1529,23 +1602,39 @@
           <w:sz w:val="18"/>
           <w:szCs w:val="18"/>
         </w:rPr>
-        <w:t xml:space="preserve">Primary owner (162 of ~205 commits — 79%) of </w:t>
-      </w:r>
-      <w:proofErr w:type="spellStart"/>
-      <w:r>
-        <w:rPr>
-          <w:sz w:val="18"/>
-          <w:szCs w:val="18"/>
-        </w:rPr>
-        <w:t>Logility's</w:t>
-      </w:r>
-      <w:proofErr w:type="spellEnd"/>
-      <w:r>
-        <w:rPr>
-          <w:sz w:val="18"/>
-          <w:szCs w:val="18"/>
-        </w:rPr>
-        <w:t xml:space="preserve"> Apache Airflow deployment; drove three consecutive version upgrades: 2.2.4 → 2.3.3 → 2.4.3 → 2.6.1</w:t>
+        <w:t>Owned MCP Gateway Helm configuration rollout across all five environments (</w:t>
+      </w:r>
+      <w:proofErr w:type="spellStart"/>
+      <w:r>
+        <w:rPr>
+          <w:sz w:val="18"/>
+          <w:szCs w:val="18"/>
+        </w:rPr>
+        <w:t>sbox</w:t>
+      </w:r>
+      <w:proofErr w:type="spellEnd"/>
+      <w:r>
+        <w:rPr>
+          <w:sz w:val="18"/>
+          <w:szCs w:val="18"/>
+        </w:rPr>
+        <w:t xml:space="preserve"> → dev → </w:t>
+      </w:r>
+      <w:proofErr w:type="spellStart"/>
+      <w:r>
+        <w:rPr>
+          <w:sz w:val="18"/>
+          <w:szCs w:val="18"/>
+        </w:rPr>
+        <w:t>qa</w:t>
+      </w:r>
+      <w:proofErr w:type="spellEnd"/>
+      <w:r>
+        <w:rPr>
+          <w:sz w:val="18"/>
+          <w:szCs w:val="18"/>
+        </w:rPr>
+        <w:t xml:space="preserve"> → stg → prod) as part of the service launch</w:t>
       </w:r>
     </w:p>
     <w:p>
@@ -1563,23 +1652,135 @@
           <w:sz w:val="18"/>
           <w:szCs w:val="18"/>
         </w:rPr>
-        <w:t xml:space="preserve">Integrated IDG OAuth2/OIDC SSO; built Azure Pipelines CI/CD and Azure Bicep </w:t>
-      </w:r>
-      <w:proofErr w:type="spellStart"/>
-      <w:r>
-        <w:rPr>
-          <w:sz w:val="18"/>
-          <w:szCs w:val="18"/>
-        </w:rPr>
-        <w:t>IaC</w:t>
-      </w:r>
-      <w:proofErr w:type="spellEnd"/>
-      <w:r>
-        <w:rPr>
-          <w:sz w:val="18"/>
-          <w:szCs w:val="18"/>
-        </w:rPr>
-        <w:t xml:space="preserve"> from scratch; added Azure Service Bus provider for platform event publishing</w:t>
+        <w:t>Designed and implemented the tenant services registry</w:t>
+      </w:r>
+      <w:r>
+        <w:rPr>
+          <w:sz w:val="18"/>
+          <w:szCs w:val="18"/>
+        </w:rPr>
+        <w:t xml:space="preserve"> </w:t>
+      </w:r>
+      <w:r>
+        <w:rPr>
+          <w:sz w:val="18"/>
+          <w:szCs w:val="18"/>
+        </w:rPr>
+        <w:t>— platform-wide single source of truth for tenant backend URLs consumed by both Client Catalog and MCP Gateway</w:t>
+      </w:r>
+      <w:r>
+        <w:rPr>
+          <w:sz w:val="18"/>
+          <w:szCs w:val="18"/>
+        </w:rPr>
+        <w:t>.</w:t>
+      </w:r>
+    </w:p>
+    <w:p>
+      <w:pPr>
+        <w:spacing w:before="120" w:after="20"/>
+      </w:pPr>
+      <w:r>
+        <w:rPr>
+          <w:b/>
+          <w:bCs/>
+          <w:color w:val="1A1A2E"/>
+          <w:sz w:val="21"/>
+          <w:szCs w:val="21"/>
+        </w:rPr>
+        <w:lastRenderedPageBreak/>
+        <w:t>Software Developer — R&amp;D Platform Engineering</w:t>
+      </w:r>
+      <w:r>
+        <w:rPr>
+          <w:b/>
+          <w:bCs/>
+          <w:color w:val="1A1A2E"/>
+          <w:sz w:val="21"/>
+          <w:szCs w:val="21"/>
+        </w:rPr>
+        <w:t xml:space="preserve"> (</w:t>
+      </w:r>
+      <w:proofErr w:type="spellStart"/>
+      <w:r>
+        <w:rPr>
+          <w:b/>
+          <w:bCs/>
+          <w:color w:val="1A1A2E"/>
+          <w:sz w:val="21"/>
+          <w:szCs w:val="21"/>
+        </w:rPr>
+        <w:t>Logility</w:t>
+      </w:r>
+      <w:proofErr w:type="spellEnd"/>
+      <w:r>
+        <w:rPr>
+          <w:b/>
+          <w:bCs/>
+          <w:color w:val="1A1A2E"/>
+          <w:sz w:val="21"/>
+          <w:szCs w:val="21"/>
+        </w:rPr>
+        <w:t xml:space="preserve"> Solutions)</w:t>
+      </w:r>
+    </w:p>
+    <w:p>
+      <w:pPr>
+        <w:spacing w:after="60"/>
+      </w:pPr>
+      <w:r>
+        <w:rPr>
+          <w:i/>
+          <w:iCs/>
+          <w:color w:val="555555"/>
+          <w:sz w:val="17"/>
+          <w:szCs w:val="17"/>
+        </w:rPr>
+        <w:t>September 2020 – August 2024</w:t>
+      </w:r>
+    </w:p>
+    <w:p>
+      <w:pPr>
+        <w:spacing w:before="100" w:after="20"/>
+      </w:pPr>
+      <w:r>
+        <w:rPr>
+          <w:b/>
+          <w:bCs/>
+        </w:rPr>
+        <w:t>Platform Airflow / PAM</w:t>
+      </w:r>
+      <w:r>
+        <w:rPr>
+          <w:i/>
+          <w:iCs/>
+          <w:color w:val="555555"/>
+          <w:sz w:val="17"/>
+          <w:szCs w:val="17"/>
+        </w:rPr>
+        <w:t xml:space="preserve">   Sep 2021 – Aug </w:t>
+      </w:r>
+      <w:proofErr w:type="gramStart"/>
+      <w:r>
+        <w:rPr>
+          <w:i/>
+          <w:iCs/>
+          <w:color w:val="555555"/>
+          <w:sz w:val="17"/>
+          <w:szCs w:val="17"/>
+        </w:rPr>
+        <w:t>2023  |</w:t>
+      </w:r>
+      <w:proofErr w:type="gramEnd"/>
+      <w:r>
+        <w:rPr>
+          <w:i/>
+          <w:iCs/>
+          <w:color w:val="555555"/>
+          <w:sz w:val="17"/>
+          <w:szCs w:val="17"/>
+        </w:rPr>
+        <w:t xml:space="preserve">  Python · Apache Airflow · Docker · Azure Pipelines · Azure Bicep</w:t>
       </w:r>
     </w:p>
     <w:p>
@@ -1597,82 +1798,23 @@
           <w:sz w:val="18"/>
           <w:szCs w:val="18"/>
         </w:rPr>
-        <w:t>Wrote DAGs for data processing, alerting, and scheduled jobs across the platform</w:t>
-      </w:r>
-    </w:p>
-    <w:p>
-      <w:pPr>
-        <w:spacing w:before="100" w:after="20"/>
-      </w:pPr>
-      <w:proofErr w:type="spellStart"/>
-      <w:r>
-        <w:rPr>
-          <w:b/>
-          <w:bCs/>
-        </w:rPr>
-        <w:t>AdapLink</w:t>
-      </w:r>
-      <w:proofErr w:type="spellEnd"/>
-      <w:r>
-        <w:rPr>
-          <w:b/>
-          <w:bCs/>
-        </w:rPr>
-        <w:t xml:space="preserve"> / LOG-RD-AL</w:t>
-      </w:r>
-      <w:r>
-        <w:rPr>
-          <w:i/>
-          <w:iCs/>
-          <w:color w:val="555555"/>
-          <w:sz w:val="17"/>
-          <w:szCs w:val="17"/>
-        </w:rPr>
-        <w:t xml:space="preserve">   Oct 2020 – Jan 2024  |  Java 17 · </w:t>
-      </w:r>
-      <w:proofErr w:type="spellStart"/>
-      <w:r>
-        <w:rPr>
-          <w:i/>
-          <w:iCs/>
-          <w:color w:val="555555"/>
-          <w:sz w:val="17"/>
-          <w:szCs w:val="17"/>
-        </w:rPr>
-        <w:t>Quarkus</w:t>
-      </w:r>
-      <w:proofErr w:type="spellEnd"/>
-      <w:r>
-        <w:rPr>
-          <w:i/>
-          <w:iCs/>
-          <w:color w:val="555555"/>
-          <w:sz w:val="17"/>
-          <w:szCs w:val="17"/>
-        </w:rPr>
-        <w:t xml:space="preserve"> · C# .NET 8 · MSSQL · RabbitMQ · Redis · </w:t>
-      </w:r>
-      <w:proofErr w:type="spellStart"/>
-      <w:r>
-        <w:rPr>
-          <w:i/>
-          <w:iCs/>
-          <w:color w:val="555555"/>
-          <w:sz w:val="17"/>
-          <w:szCs w:val="17"/>
-        </w:rPr>
-        <w:t>HashiCorp</w:t>
-      </w:r>
-      <w:proofErr w:type="spellEnd"/>
-      <w:r>
-        <w:rPr>
-          <w:i/>
-          <w:iCs/>
-          <w:color w:val="555555"/>
-          <w:sz w:val="17"/>
-          <w:szCs w:val="17"/>
-        </w:rPr>
-        <w:t xml:space="preserve"> Consul</w:t>
+        <w:t xml:space="preserve">Primary owner (162 of ~205 commits — 79%) of </w:t>
+      </w:r>
+      <w:proofErr w:type="spellStart"/>
+      <w:r>
+        <w:rPr>
+          <w:sz w:val="18"/>
+          <w:szCs w:val="18"/>
+        </w:rPr>
+        <w:t>Logility's</w:t>
+      </w:r>
+      <w:proofErr w:type="spellEnd"/>
+      <w:r>
+        <w:rPr>
+          <w:sz w:val="18"/>
+          <w:szCs w:val="18"/>
+        </w:rPr>
+        <w:t xml:space="preserve"> Apache Airflow deployment; drove three consecutive version upgrades: 2.2.4 → 2.3.3 → 2.4.3 → 2.6.1</w:t>
       </w:r>
     </w:p>
     <w:p>
@@ -1690,55 +1832,23 @@
           <w:sz w:val="18"/>
           <w:szCs w:val="18"/>
         </w:rPr>
-        <w:t xml:space="preserve">Key contributor (355 commits) to </w:t>
-      </w:r>
-      <w:proofErr w:type="spellStart"/>
-      <w:r>
-        <w:rPr>
-          <w:sz w:val="18"/>
-          <w:szCs w:val="18"/>
-        </w:rPr>
-        <w:t>Logility's</w:t>
-      </w:r>
-      <w:proofErr w:type="spellEnd"/>
-      <w:r>
-        <w:rPr>
-          <w:sz w:val="18"/>
-          <w:szCs w:val="18"/>
-        </w:rPr>
-        <w:t xml:space="preserve"> enterprise Java integration middleware; built LOM batch reporting infrastructure, </w:t>
-      </w:r>
-      <w:proofErr w:type="spellStart"/>
-      <w:r>
-        <w:rPr>
-          <w:sz w:val="18"/>
-          <w:szCs w:val="18"/>
-        </w:rPr>
-        <w:t>CommonAdd</w:t>
-      </w:r>
-      <w:proofErr w:type="spellEnd"/>
-      <w:r>
-        <w:rPr>
-          <w:sz w:val="18"/>
-          <w:szCs w:val="18"/>
-        </w:rPr>
-        <w:t xml:space="preserve"> integration with Redis </w:t>
-      </w:r>
-      <w:proofErr w:type="spellStart"/>
-      <w:r>
-        <w:rPr>
-          <w:sz w:val="18"/>
-          <w:szCs w:val="18"/>
-        </w:rPr>
-        <w:t>AtomicLong</w:t>
-      </w:r>
-      <w:proofErr w:type="spellEnd"/>
-      <w:r>
-        <w:rPr>
-          <w:sz w:val="18"/>
-          <w:szCs w:val="18"/>
-        </w:rPr>
-        <w:t xml:space="preserve"> sequential numbering, and the Hotfix Generator for automated customer patching</w:t>
+        <w:t xml:space="preserve">Integrated IDG OAuth2/OIDC SSO; built Azure Pipelines CI/CD and Azure Bicep </w:t>
+      </w:r>
+      <w:proofErr w:type="spellStart"/>
+      <w:r>
+        <w:rPr>
+          <w:sz w:val="18"/>
+          <w:szCs w:val="18"/>
+        </w:rPr>
+        <w:t>IaC</w:t>
+      </w:r>
+      <w:proofErr w:type="spellEnd"/>
+      <w:r>
+        <w:rPr>
+          <w:sz w:val="18"/>
+          <w:szCs w:val="18"/>
+        </w:rPr>
+        <w:t xml:space="preserve"> from scratch; added Azure Service Bus provider for platform event publishing</w:t>
       </w:r>
     </w:p>
     <w:p>
@@ -1756,55 +1866,104 @@
           <w:sz w:val="18"/>
           <w:szCs w:val="18"/>
         </w:rPr>
-        <w:t xml:space="preserve">Extended </w:t>
-      </w:r>
-      <w:proofErr w:type="spellStart"/>
-      <w:r>
-        <w:rPr>
-          <w:sz w:val="18"/>
-          <w:szCs w:val="18"/>
+        <w:t>Wrote DAGs for data processing, alerting, and scheduled jobs across the platform</w:t>
+      </w:r>
+    </w:p>
+    <w:p>
+      <w:pPr>
+        <w:spacing w:before="100" w:after="20"/>
+      </w:pPr>
+      <w:proofErr w:type="spellStart"/>
+      <w:r>
+        <w:rPr>
+          <w:b/>
+          <w:bCs/>
+        </w:rPr>
+        <w:t>AdapLink</w:t>
+      </w:r>
+      <w:proofErr w:type="spellEnd"/>
+      <w:r>
+        <w:rPr>
+          <w:b/>
+          <w:bCs/>
+        </w:rPr>
+        <w:t xml:space="preserve"> / LOG-RD-AL</w:t>
+      </w:r>
+      <w:r>
+        <w:rPr>
+          <w:i/>
+          <w:iCs/>
+          <w:color w:val="555555"/>
+          <w:sz w:val="17"/>
+          <w:szCs w:val="17"/>
+        </w:rPr>
+        <w:t xml:space="preserve">   Oct 2020 – Jan </w:t>
+      </w:r>
+      <w:proofErr w:type="gramStart"/>
+      <w:r>
+        <w:rPr>
+          <w:i/>
+          <w:iCs/>
+          <w:color w:val="555555"/>
+          <w:sz w:val="17"/>
+          <w:szCs w:val="17"/>
+        </w:rPr>
+        <w:t>2024  |</w:t>
+      </w:r>
+      <w:proofErr w:type="gramEnd"/>
+      <w:r>
+        <w:rPr>
+          <w:i/>
+          <w:iCs/>
+          <w:color w:val="555555"/>
+          <w:sz w:val="17"/>
+          <w:szCs w:val="17"/>
+        </w:rPr>
+        <w:t xml:space="preserve">  Java 17 · </w:t>
+      </w:r>
+      <w:proofErr w:type="spellStart"/>
+      <w:r>
+        <w:rPr>
+          <w:i/>
+          <w:iCs/>
+          <w:color w:val="555555"/>
+          <w:sz w:val="17"/>
+          <w:szCs w:val="17"/>
+        </w:rPr>
+        <w:t>Quarkus</w:t>
+      </w:r>
+      <w:proofErr w:type="spellEnd"/>
+      <w:r>
+        <w:rPr>
+          <w:i/>
+          <w:iCs/>
+          <w:color w:val="555555"/>
+          <w:sz w:val="17"/>
+          <w:szCs w:val="17"/>
+        </w:rPr>
+        <w:t xml:space="preserve"> · C# .NET 8 · MSSQL · RabbitMQ · Redis · </w:t>
+      </w:r>
+      <w:proofErr w:type="spellStart"/>
+      <w:r>
+        <w:rPr>
+          <w:i/>
+          <w:iCs/>
+          <w:color w:val="555555"/>
+          <w:sz w:val="17"/>
+          <w:szCs w:val="17"/>
         </w:rPr>
         <w:t>HashiCorp</w:t>
       </w:r>
       <w:proofErr w:type="spellEnd"/>
       <w:r>
         <w:rPr>
-          <w:sz w:val="18"/>
-          <w:szCs w:val="18"/>
-        </w:rPr>
-        <w:t xml:space="preserve"> Consul service discovery for dynamic endpoint resolution; built </w:t>
-      </w:r>
-      <w:proofErr w:type="spellStart"/>
-      <w:r>
-        <w:rPr>
-          <w:sz w:val="18"/>
-          <w:szCs w:val="18"/>
-        </w:rPr>
-        <w:t>UserManager</w:t>
-      </w:r>
-      <w:proofErr w:type="spellEnd"/>
-      <w:r>
-        <w:rPr>
-          <w:sz w:val="18"/>
-          <w:szCs w:val="18"/>
-        </w:rPr>
-        <w:t xml:space="preserve"> CLI (Java) and </w:t>
-      </w:r>
-      <w:proofErr w:type="spellStart"/>
-      <w:r>
-        <w:rPr>
-          <w:sz w:val="18"/>
-          <w:szCs w:val="18"/>
-        </w:rPr>
-        <w:t>AdapLinkEncryption</w:t>
-      </w:r>
-      <w:proofErr w:type="spellEnd"/>
-      <w:r>
-        <w:rPr>
-          <w:sz w:val="18"/>
-          <w:szCs w:val="18"/>
-        </w:rPr>
-        <w:t xml:space="preserve"> utility (C# .NET 8) to fill developer tooling gaps</w:t>
+          <w:i/>
+          <w:iCs/>
+          <w:color w:val="555555"/>
+          <w:sz w:val="17"/>
+          <w:szCs w:val="17"/>
+        </w:rPr>
+        <w:t xml:space="preserve"> Consul</w:t>
       </w:r>
     </w:p>
     <w:p>
@@ -1822,38 +1981,55 @@
           <w:sz w:val="18"/>
           <w:szCs w:val="18"/>
         </w:rPr>
-        <w:t>Led Log4Shell (CVE-2021-44228) remediation — patched Log4j2 across 160+ modules through 5 version upgrades; managed 8 platform releases (21.02.1 – 24.01.1)</w:t>
-      </w:r>
-    </w:p>
-    <w:p>
-      <w:pPr>
-        <w:spacing w:before="100" w:after="20"/>
-      </w:pPr>
-      <w:proofErr w:type="spellStart"/>
-      <w:r>
-        <w:rPr>
-          <w:b/>
-          <w:bCs/>
-        </w:rPr>
-        <w:t>AdapLink</w:t>
-      </w:r>
-      <w:proofErr w:type="spellEnd"/>
-      <w:r>
-        <w:rPr>
-          <w:b/>
-          <w:bCs/>
-        </w:rPr>
-        <w:t xml:space="preserve"> Templates</w:t>
-      </w:r>
-      <w:r>
-        <w:rPr>
-          <w:i/>
-          <w:iCs/>
-          <w:color w:val="555555"/>
-          <w:sz w:val="17"/>
-          <w:szCs w:val="17"/>
-        </w:rPr>
-        <w:t xml:space="preserve">   Sep 2020 – Aug 2023  |  Python · XML · PowerShell · Azure Pipelines</w:t>
+        <w:t xml:space="preserve">Key contributor (355 commits) to </w:t>
+      </w:r>
+      <w:proofErr w:type="spellStart"/>
+      <w:r>
+        <w:rPr>
+          <w:sz w:val="18"/>
+          <w:szCs w:val="18"/>
+        </w:rPr>
+        <w:t>Logility's</w:t>
+      </w:r>
+      <w:proofErr w:type="spellEnd"/>
+      <w:r>
+        <w:rPr>
+          <w:sz w:val="18"/>
+          <w:szCs w:val="18"/>
+        </w:rPr>
+        <w:t xml:space="preserve"> enterprise Java integration middleware; built LOM batch reporting infrastructure, </w:t>
+      </w:r>
+      <w:proofErr w:type="spellStart"/>
+      <w:r>
+        <w:rPr>
+          <w:sz w:val="18"/>
+          <w:szCs w:val="18"/>
+        </w:rPr>
+        <w:t>CommonAdd</w:t>
+      </w:r>
+      <w:proofErr w:type="spellEnd"/>
+      <w:r>
+        <w:rPr>
+          <w:sz w:val="18"/>
+          <w:szCs w:val="18"/>
+        </w:rPr>
+        <w:t xml:space="preserve"> integration with Redis </w:t>
+      </w:r>
+      <w:proofErr w:type="spellStart"/>
+      <w:r>
+        <w:rPr>
+          <w:sz w:val="18"/>
+          <w:szCs w:val="18"/>
+        </w:rPr>
+        <w:t>AtomicLong</w:t>
+      </w:r>
+      <w:proofErr w:type="spellEnd"/>
+      <w:r>
+        <w:rPr>
+          <w:sz w:val="18"/>
+          <w:szCs w:val="18"/>
+        </w:rPr>
+        <w:t xml:space="preserve"> sequential numbering, and the Hotfix Generator for automated customer patching</w:t>
       </w:r>
     </w:p>
     <w:p>
@@ -1871,7 +2047,55 @@
           <w:sz w:val="18"/>
           <w:szCs w:val="18"/>
         </w:rPr>
-        <w:t>2nd highest contributor building configuration-as-code ERP integration templates for supply chain customers (SAP, Oracle, JDE)</w:t>
+        <w:t xml:space="preserve">Extended </w:t>
+      </w:r>
+      <w:proofErr w:type="spellStart"/>
+      <w:r>
+        <w:rPr>
+          <w:sz w:val="18"/>
+          <w:szCs w:val="18"/>
+        </w:rPr>
+        <w:t>HashiCorp</w:t>
+      </w:r>
+      <w:proofErr w:type="spellEnd"/>
+      <w:r>
+        <w:rPr>
+          <w:sz w:val="18"/>
+          <w:szCs w:val="18"/>
+        </w:rPr>
+        <w:t xml:space="preserve"> Consul service discovery for dynamic endpoint resolution; built </w:t>
+      </w:r>
+      <w:proofErr w:type="spellStart"/>
+      <w:r>
+        <w:rPr>
+          <w:sz w:val="18"/>
+          <w:szCs w:val="18"/>
+        </w:rPr>
+        <w:t>UserManager</w:t>
+      </w:r>
+      <w:proofErr w:type="spellEnd"/>
+      <w:r>
+        <w:rPr>
+          <w:sz w:val="18"/>
+          <w:szCs w:val="18"/>
+        </w:rPr>
+        <w:t xml:space="preserve"> CLI (Java) and </w:t>
+      </w:r>
+      <w:proofErr w:type="spellStart"/>
+      <w:r>
+        <w:rPr>
+          <w:sz w:val="18"/>
+          <w:szCs w:val="18"/>
+        </w:rPr>
+        <w:t>AdapLinkEncryption</w:t>
+      </w:r>
+      <w:proofErr w:type="spellEnd"/>
+      <w:r>
+        <w:rPr>
+          <w:sz w:val="18"/>
+          <w:szCs w:val="18"/>
+        </w:rPr>
+        <w:t xml:space="preserve"> utility (C# .NET 8) to fill developer tooling gaps</w:t>
       </w:r>
     </w:p>
     <w:p>
@@ -1889,23 +2113,60 @@
           <w:sz w:val="18"/>
           <w:szCs w:val="18"/>
         </w:rPr>
-        <w:t xml:space="preserve">Built IBP-ATP/CTP integration template with batch-wise processing for high-volume order flows; created MPO and VOYAGER IO Cloud Sync templates; extended SAP/HANA templates with </w:t>
-      </w:r>
-      <w:proofErr w:type="spellStart"/>
-      <w:r>
-        <w:rPr>
-          <w:sz w:val="18"/>
-          <w:szCs w:val="18"/>
-        </w:rPr>
-        <w:t>ObjectStore</w:t>
-      </w:r>
-      <w:proofErr w:type="spellEnd"/>
-      <w:r>
-        <w:rPr>
-          <w:sz w:val="18"/>
-          <w:szCs w:val="18"/>
-        </w:rPr>
-        <w:t xml:space="preserve"> and VBFA support</w:t>
+        <w:t>Led Log4Shell (CVE-2021-44228) remediation — patched Log4j2 across 160+ modules through 5 version upgrades; managed 8 platform releases (21.02.1 – 24.01.1)</w:t>
+      </w:r>
+    </w:p>
+    <w:p>
+      <w:pPr>
+        <w:spacing w:before="100" w:after="20"/>
+      </w:pPr>
+      <w:proofErr w:type="spellStart"/>
+      <w:r>
+        <w:rPr>
+          <w:b/>
+          <w:bCs/>
+        </w:rPr>
+        <w:t>AdapLink</w:t>
+      </w:r>
+      <w:proofErr w:type="spellEnd"/>
+      <w:r>
+        <w:rPr>
+          <w:b/>
+          <w:bCs/>
+        </w:rPr>
+        <w:t xml:space="preserve"> Templates</w:t>
+      </w:r>
+      <w:r>
+        <w:rPr>
+          <w:i/>
+          <w:iCs/>
+          <w:color w:val="555555"/>
+          <w:sz w:val="17"/>
+          <w:szCs w:val="17"/>
+        </w:rPr>
+        <w:t xml:space="preserve">   Sep 2020 – Aug </w:t>
+      </w:r>
+      <w:proofErr w:type="gramStart"/>
+      <w:r>
+        <w:rPr>
+          <w:i/>
+          <w:iCs/>
+          <w:color w:val="555555"/>
+          <w:sz w:val="17"/>
+          <w:szCs w:val="17"/>
+        </w:rPr>
+        <w:t>2023  |</w:t>
+      </w:r>
+      <w:proofErr w:type="gramEnd"/>
+      <w:r>
+        <w:rPr>
+          <w:i/>
+          <w:iCs/>
+          <w:color w:val="555555"/>
+          <w:sz w:val="17"/>
+          <w:szCs w:val="17"/>
+        </w:rPr>
+        <w:t xml:space="preserve">  Python · XML · PowerShell · Azure Pipelines</w:t>
       </w:r>
     </w:p>
     <w:p>
@@ -1923,47 +2184,7 @@
           <w:sz w:val="18"/>
           <w:szCs w:val="18"/>
         </w:rPr>
-        <w:t xml:space="preserve">Created Azure Pipelines CI/CD from scratch with versioned artifact generation; introduced </w:t>
-      </w:r>
-      <w:proofErr w:type="spellStart"/>
-      <w:r>
-        <w:rPr>
-          <w:sz w:val="18"/>
-          <w:szCs w:val="18"/>
-        </w:rPr>
-        <w:t>pytest</w:t>
-      </w:r>
-      <w:proofErr w:type="spellEnd"/>
-      <w:r>
-        <w:rPr>
-          <w:sz w:val="18"/>
-          <w:szCs w:val="18"/>
-        </w:rPr>
-        <w:t xml:space="preserve"> and wrote the project's first automated test suite</w:t>
-      </w:r>
-    </w:p>
-    <w:p>
-      <w:pPr>
-        <w:spacing w:before="100" w:after="20"/>
-      </w:pPr>
-      <w:proofErr w:type="spellStart"/>
-      <w:r>
-        <w:rPr>
-          <w:b/>
-          <w:bCs/>
-        </w:rPr>
-        <w:t>Identity.ProviderConfiguration</w:t>
-      </w:r>
-      <w:proofErr w:type="spellEnd"/>
-      <w:r>
-        <w:rPr>
-          <w:i/>
-          <w:iCs/>
-          <w:color w:val="555555"/>
-          <w:sz w:val="17"/>
-          <w:szCs w:val="17"/>
-        </w:rPr>
-        <w:t xml:space="preserve">   Nov 2023 – Jan 2024  |  C# · Vue 3 · ASP.NET Core · Redis · Docker · AKS</w:t>
+        <w:t>2nd highest contributor building configuration-as-code ERP integration templates for supply chain customers (SAP, Oracle, JDE)</w:t>
       </w:r>
     </w:p>
     <w:p>
@@ -1981,78 +2202,23 @@
           <w:sz w:val="18"/>
           <w:szCs w:val="18"/>
         </w:rPr>
-        <w:t xml:space="preserve">Implemented read-only UI mode for OIDC/SAML provider forms end-to-end: Vue 3 components, validation refactor, </w:t>
-      </w:r>
-      <w:proofErr w:type="spellStart"/>
-      <w:r>
-        <w:rPr>
-          <w:sz w:val="18"/>
-          <w:szCs w:val="18"/>
-        </w:rPr>
-        <w:t>xUnit</w:t>
-      </w:r>
-      <w:proofErr w:type="spellEnd"/>
-      <w:r>
-        <w:rPr>
-          <w:sz w:val="18"/>
-          <w:szCs w:val="18"/>
-        </w:rPr>
-        <w:t xml:space="preserve"> + </w:t>
-      </w:r>
-      <w:proofErr w:type="spellStart"/>
-      <w:r>
-        <w:rPr>
-          <w:sz w:val="18"/>
-          <w:szCs w:val="18"/>
-        </w:rPr>
-        <w:t>Vitest</w:t>
-      </w:r>
-      <w:proofErr w:type="spellEnd"/>
-      <w:r>
-        <w:rPr>
-          <w:sz w:val="18"/>
-          <w:szCs w:val="18"/>
-        </w:rPr>
-        <w:t xml:space="preserve"> tests, Azure Pipelines CI, and Bicep </w:t>
-      </w:r>
-      <w:proofErr w:type="spellStart"/>
-      <w:r>
-        <w:rPr>
-          <w:sz w:val="18"/>
-          <w:szCs w:val="18"/>
-        </w:rPr>
-        <w:t>IaC</w:t>
-      </w:r>
-      <w:proofErr w:type="spellEnd"/>
-    </w:p>
-    <w:p>
-      <w:pPr>
-        <w:spacing w:before="120" w:after="20"/>
-      </w:pPr>
-      <w:r>
-        <w:rPr>
-          <w:b/>
-          <w:bCs/>
-          <w:color w:val="1A1A2E"/>
-          <w:sz w:val="21"/>
-          <w:szCs w:val="21"/>
-        </w:rPr>
-        <w:t>Integration Engineer — ERP Data Integration</w:t>
-      </w:r>
-    </w:p>
-    <w:p>
-      <w:pPr>
-        <w:spacing w:after="60"/>
-      </w:pPr>
-      <w:r>
-        <w:rPr>
-          <w:i/>
-          <w:iCs/>
-          <w:color w:val="555555"/>
-          <w:sz w:val="17"/>
-          <w:szCs w:val="17"/>
-        </w:rPr>
-        <w:t>March 2014 – September 2020</w:t>
+        <w:t xml:space="preserve">Built IBP-ATP/CTP integration template with batch-wise processing for high-volume order flows; created MPO and VOYAGER IO Cloud Sync templates; extended SAP/HANA templates with </w:t>
+      </w:r>
+      <w:proofErr w:type="spellStart"/>
+      <w:r>
+        <w:rPr>
+          <w:sz w:val="18"/>
+          <w:szCs w:val="18"/>
+        </w:rPr>
+        <w:t>ObjectStore</w:t>
+      </w:r>
+      <w:proofErr w:type="spellEnd"/>
+      <w:r>
+        <w:rPr>
+          <w:sz w:val="18"/>
+          <w:szCs w:val="18"/>
+        </w:rPr>
+        <w:t xml:space="preserve"> and VBFA support</w:t>
       </w:r>
     </w:p>
     <w:p>
@@ -2070,23 +2236,69 @@
           <w:sz w:val="18"/>
           <w:szCs w:val="18"/>
         </w:rPr>
-        <w:t xml:space="preserve">Owned complete integration projects end-to-end for enterprise customers including SEI (7-Eleven), ATK, and VISTA — handled direct customer communication, solution design, and delivery solo; integrated SAP HANA, Oracle EBS, and Microsoft NAV alongside daily delta file feeds into </w:t>
-      </w:r>
-      <w:proofErr w:type="spellStart"/>
-      <w:r>
-        <w:rPr>
-          <w:sz w:val="18"/>
-          <w:szCs w:val="18"/>
-        </w:rPr>
-        <w:t>Logility's</w:t>
-      </w:r>
-      <w:proofErr w:type="spellEnd"/>
-      <w:r>
-        <w:rPr>
-          <w:sz w:val="18"/>
-          <w:szCs w:val="18"/>
-        </w:rPr>
-        <w:t xml:space="preserve"> supply chain planning platform</w:t>
+        <w:t xml:space="preserve">Created Azure Pipelines CI/CD from scratch with versioned artifact generation; introduced </w:t>
+      </w:r>
+      <w:proofErr w:type="spellStart"/>
+      <w:r>
+        <w:rPr>
+          <w:sz w:val="18"/>
+          <w:szCs w:val="18"/>
+        </w:rPr>
+        <w:t>pytest</w:t>
+      </w:r>
+      <w:proofErr w:type="spellEnd"/>
+      <w:r>
+        <w:rPr>
+          <w:sz w:val="18"/>
+          <w:szCs w:val="18"/>
+        </w:rPr>
+        <w:t xml:space="preserve"> and wrote the project's first automated test suite</w:t>
+      </w:r>
+    </w:p>
+    <w:p>
+      <w:pPr>
+        <w:spacing w:before="100" w:after="20"/>
+      </w:pPr>
+      <w:proofErr w:type="spellStart"/>
+      <w:r>
+        <w:rPr>
+          <w:b/>
+          <w:bCs/>
+        </w:rPr>
+        <w:t>Identity.ProviderConfiguration</w:t>
+      </w:r>
+      <w:proofErr w:type="spellEnd"/>
+      <w:r>
+        <w:rPr>
+          <w:i/>
+          <w:iCs/>
+          <w:color w:val="555555"/>
+          <w:sz w:val="17"/>
+          <w:szCs w:val="17"/>
+        </w:rPr>
+        <w:t xml:space="preserve">   Nov 2023 – Jan </w:t>
+      </w:r>
+      <w:proofErr w:type="gramStart"/>
+      <w:r>
+        <w:rPr>
+          <w:i/>
+          <w:iCs/>
+          <w:color w:val="555555"/>
+          <w:sz w:val="17"/>
+          <w:szCs w:val="17"/>
+        </w:rPr>
+        <w:t>2024  |</w:t>
+      </w:r>
+      <w:proofErr w:type="gramEnd"/>
+      <w:r>
+        <w:rPr>
+          <w:i/>
+          <w:iCs/>
+          <w:color w:val="555555"/>
+          <w:sz w:val="17"/>
+          <w:szCs w:val="17"/>
+        </w:rPr>
+        <w:t xml:space="preserve">  C# · Vue 3 · ASP.NET Core · Redis · Docker · AKS</w:t>
       </w:r>
     </w:p>
     <w:p>
@@ -2104,23 +2316,110 @@
           <w:sz w:val="18"/>
           <w:szCs w:val="18"/>
         </w:rPr>
-        <w:t xml:space="preserve">Built rules-based transformation programs and supply/demand data models for </w:t>
-      </w:r>
-      <w:proofErr w:type="spellStart"/>
-      <w:r>
-        <w:rPr>
-          <w:sz w:val="18"/>
-          <w:szCs w:val="18"/>
-        </w:rPr>
-        <w:t>Logility</w:t>
-      </w:r>
-      <w:proofErr w:type="spellEnd"/>
-      <w:r>
-        <w:rPr>
-          <w:sz w:val="18"/>
-          <w:szCs w:val="18"/>
-        </w:rPr>
-        <w:t xml:space="preserve"> Voyager covering demand planning, supply planning, replenishment, production planning, and inventory optimization</w:t>
+        <w:t xml:space="preserve">Implemented read-only UI mode for OIDC/SAML provider forms end-to-end: Vue 3 components, validation refactor, </w:t>
+      </w:r>
+      <w:proofErr w:type="spellStart"/>
+      <w:r>
+        <w:rPr>
+          <w:sz w:val="18"/>
+          <w:szCs w:val="18"/>
+        </w:rPr>
+        <w:t>xUnit</w:t>
+      </w:r>
+      <w:proofErr w:type="spellEnd"/>
+      <w:r>
+        <w:rPr>
+          <w:sz w:val="18"/>
+          <w:szCs w:val="18"/>
+        </w:rPr>
+        <w:t xml:space="preserve"> + </w:t>
+      </w:r>
+      <w:proofErr w:type="spellStart"/>
+      <w:r>
+        <w:rPr>
+          <w:sz w:val="18"/>
+          <w:szCs w:val="18"/>
+        </w:rPr>
+        <w:t>Vitest</w:t>
+      </w:r>
+      <w:proofErr w:type="spellEnd"/>
+      <w:r>
+        <w:rPr>
+          <w:sz w:val="18"/>
+          <w:szCs w:val="18"/>
+        </w:rPr>
+        <w:t xml:space="preserve"> tests, Azure Pipelines CI, and Bicep </w:t>
+      </w:r>
+      <w:proofErr w:type="spellStart"/>
+      <w:r>
+        <w:rPr>
+          <w:sz w:val="18"/>
+          <w:szCs w:val="18"/>
+        </w:rPr>
+        <w:t>IaC</w:t>
+      </w:r>
+      <w:proofErr w:type="spellEnd"/>
+    </w:p>
+    <w:p>
+      <w:pPr>
+        <w:spacing w:before="120" w:after="20"/>
+      </w:pPr>
+      <w:r>
+        <w:rPr>
+          <w:b/>
+          <w:bCs/>
+          <w:color w:val="1A1A2E"/>
+          <w:sz w:val="21"/>
+          <w:szCs w:val="21"/>
+        </w:rPr>
+        <w:t>Integration Engineer — ERP Data Integration</w:t>
+      </w:r>
+      <w:r>
+        <w:rPr>
+          <w:b/>
+          <w:bCs/>
+          <w:color w:val="1A1A2E"/>
+          <w:sz w:val="21"/>
+          <w:szCs w:val="21"/>
+        </w:rPr>
+        <w:t xml:space="preserve"> (</w:t>
+      </w:r>
+      <w:proofErr w:type="spellStart"/>
+      <w:r>
+        <w:rPr>
+          <w:b/>
+          <w:bCs/>
+          <w:color w:val="1A1A2E"/>
+          <w:sz w:val="21"/>
+          <w:szCs w:val="21"/>
+        </w:rPr>
+        <w:t>AdapChain</w:t>
+      </w:r>
+      <w:proofErr w:type="spellEnd"/>
+      <w:r>
+        <w:rPr>
+          <w:b/>
+          <w:bCs/>
+          <w:color w:val="1A1A2E"/>
+          <w:sz w:val="21"/>
+          <w:szCs w:val="21"/>
+        </w:rPr>
+        <w:t xml:space="preserve"> Solutions)</w:t>
+      </w:r>
+    </w:p>
+    <w:p>
+      <w:pPr>
+        <w:spacing w:after="60"/>
+      </w:pPr>
+      <w:r>
+        <w:rPr>
+          <w:i/>
+          <w:iCs/>
+          <w:color w:val="555555"/>
+          <w:sz w:val="17"/>
+          <w:szCs w:val="17"/>
+        </w:rPr>
+        <w:t>March 2014 – September 2020</w:t>
       </w:r>
     </w:p>
     <w:p>
@@ -2138,7 +2437,23 @@
           <w:sz w:val="18"/>
           <w:szCs w:val="18"/>
         </w:rPr>
-        <w:t>Designed standard integration templates for SAP, Oracle, and JDE ERP systems deployed across multiple customer engagements</w:t>
+        <w:t xml:space="preserve">Owned complete integration projects end-to-end for enterprise customers including SEI (7-Eleven), ATK, and VISTA — handled direct customer communication, solution design, and delivery solo; integrated SAP HANA, Oracle EBS, and Microsoft NAV alongside daily delta file feeds into </w:t>
+      </w:r>
+      <w:proofErr w:type="spellStart"/>
+      <w:r>
+        <w:rPr>
+          <w:sz w:val="18"/>
+          <w:szCs w:val="18"/>
+        </w:rPr>
+        <w:t>Logility's</w:t>
+      </w:r>
+      <w:proofErr w:type="spellEnd"/>
+      <w:r>
+        <w:rPr>
+          <w:sz w:val="18"/>
+          <w:szCs w:val="18"/>
+        </w:rPr>
+        <w:t xml:space="preserve"> supply chain planning platform</w:t>
       </w:r>
     </w:p>
     <w:p>
@@ -2156,6 +2471,58 @@
           <w:sz w:val="18"/>
           <w:szCs w:val="18"/>
         </w:rPr>
+        <w:t xml:space="preserve">Built rules-based transformation programs and supply/demand data models for </w:t>
+      </w:r>
+      <w:proofErr w:type="spellStart"/>
+      <w:r>
+        <w:rPr>
+          <w:sz w:val="18"/>
+          <w:szCs w:val="18"/>
+        </w:rPr>
+        <w:t>Logility</w:t>
+      </w:r>
+      <w:proofErr w:type="spellEnd"/>
+      <w:r>
+        <w:rPr>
+          <w:sz w:val="18"/>
+          <w:szCs w:val="18"/>
+        </w:rPr>
+        <w:t xml:space="preserve"> Voyager covering demand planning, supply planning, replenishment, production planning, and inventory optimization</w:t>
+      </w:r>
+    </w:p>
+    <w:p>
+      <w:pPr>
+        <w:pStyle w:val="ListParagraph"/>
+        <w:numPr>
+          <w:ilvl w:val="0"/>
+          <w:numId w:val="1"/>
+        </w:numPr>
+        <w:spacing w:before="16" w:after="16"/>
+        <w:ind w:left="340"/>
+      </w:pPr>
+      <w:r>
+        <w:rPr>
+          <w:sz w:val="18"/>
+          <w:szCs w:val="18"/>
+        </w:rPr>
+        <w:t>Designed standard integration templates for SAP, Oracle, and JDE ERP systems deployed across multiple customer engagements</w:t>
+      </w:r>
+    </w:p>
+    <w:p>
+      <w:pPr>
+        <w:pStyle w:val="ListParagraph"/>
+        <w:numPr>
+          <w:ilvl w:val="0"/>
+          <w:numId w:val="1"/>
+        </w:numPr>
+        <w:spacing w:before="16" w:after="16"/>
+        <w:ind w:left="340"/>
+      </w:pPr>
+      <w:r>
+        <w:rPr>
+          <w:sz w:val="18"/>
+          <w:szCs w:val="18"/>
+        </w:rPr>
         <w:t>Served as Release Master — coordinating regression tests, documentation, and versioned releases; handled Change Control board responsibilities and post-implementation customer support</w:t>
       </w:r>
     </w:p>
@@ -2182,31 +2549,93 @@
       <w:pPr>
         <w:spacing w:before="50" w:after="30"/>
       </w:pPr>
-      <w:r>
-        <w:rPr>
-          <w:b/>
-          <w:bCs/>
-          <w:sz w:val="18"/>
-          <w:szCs w:val="18"/>
-        </w:rPr>
-        <w:t>Skill of Money</w:t>
-      </w:r>
-      <w:r>
-        <w:rPr>
-          <w:sz w:val="18"/>
-          <w:szCs w:val="18"/>
-        </w:rPr>
-        <w:t xml:space="preserve">  —  Full-stack accounting application for tracking and managing financial transactions. </w:t>
-      </w:r>
-      <w:r>
-        <w:rPr>
-          <w:i/>
-          <w:iCs/>
-          <w:color w:val="555555"/>
-          <w:sz w:val="18"/>
-          <w:szCs w:val="18"/>
-        </w:rPr>
-        <w:t>github.com/</w:t>
+      <w:proofErr w:type="spellStart"/>
+      <w:r>
+        <w:rPr>
+          <w:b/>
+          <w:bCs/>
+          <w:sz w:val="18"/>
+          <w:szCs w:val="18"/>
+        </w:rPr>
+        <w:t>mcpbin</w:t>
+      </w:r>
+      <w:proofErr w:type="spellEnd"/>
+      <w:r>
+        <w:rPr>
+          <w:sz w:val="18"/>
+          <w:szCs w:val="18"/>
+        </w:rPr>
+        <w:t xml:space="preserve"> (Deployed | Python, </w:t>
+      </w:r>
+      <w:proofErr w:type="spellStart"/>
+      <w:r>
+        <w:rPr>
+          <w:sz w:val="18"/>
+          <w:szCs w:val="18"/>
+        </w:rPr>
+        <w:t>FastMCP</w:t>
+      </w:r>
+      <w:proofErr w:type="spellEnd"/>
+      <w:r>
+        <w:rPr>
+          <w:sz w:val="18"/>
+          <w:szCs w:val="18"/>
+        </w:rPr>
+        <w:t xml:space="preserve">, </w:t>
+      </w:r>
+      <w:proofErr w:type="spellStart"/>
+      <w:r>
+        <w:rPr>
+          <w:sz w:val="18"/>
+          <w:szCs w:val="18"/>
+        </w:rPr>
+        <w:t>HuggingFace</w:t>
+      </w:r>
+      <w:proofErr w:type="spellEnd"/>
+      <w:r>
+        <w:rPr>
+          <w:sz w:val="18"/>
+          <w:szCs w:val="18"/>
+        </w:rPr>
+        <w:t xml:space="preserve"> </w:t>
+      </w:r>
+      <w:r>
+        <w:rPr>
+          <w:sz w:val="18"/>
+          <w:szCs w:val="18"/>
+        </w:rPr>
+        <w:t>Spaces)</w:t>
+      </w:r>
+      <w:r>
+        <w:rPr>
+          <w:sz w:val="18"/>
+          <w:szCs w:val="18"/>
+        </w:rPr>
+        <w:t xml:space="preserve"> </w:t>
+      </w:r>
+      <w:r>
+        <w:rPr>
+          <w:sz w:val="18"/>
+          <w:szCs w:val="18"/>
+        </w:rPr>
+        <w:t xml:space="preserve">- </w:t>
+      </w:r>
+      <w:r>
+        <w:rPr>
+          <w:sz w:val="18"/>
+          <w:szCs w:val="18"/>
+        </w:rPr>
+        <w:t xml:space="preserve">A diagnostic MCP server with predictable, documented responses for every protocol feature — build and test MCP clients without writing throwaway servers. </w:t>
+      </w:r>
+      <w:r>
+        <w:rPr>
+          <w:i/>
+          <w:iCs/>
+          <w:color w:val="555555"/>
+          <w:sz w:val="18"/>
+          <w:szCs w:val="18"/>
+        </w:rPr>
+        <w:t>huggingface.co/spaces/</w:t>
       </w:r>
       <w:proofErr w:type="spellStart"/>
       <w:r>
@@ -2239,7 +2668,7 @@
           <w:sz w:val="18"/>
           <w:szCs w:val="18"/>
         </w:rPr>
-        <w:t>skillofmoney</w:t>
+        <w:t>mcpbin</w:t>
       </w:r>
       <w:proofErr w:type="spellEnd"/>
     </w:p>
@@ -2329,9 +2758,26 @@
           <w:sz w:val="18"/>
           <w:szCs w:val="18"/>
         </w:rPr>
-        <w:t xml:space="preserve"> — JNTU Kakinada, 2013  |  91%     </w:t>
-      </w:r>
-      <w:proofErr w:type="spellStart"/>
+        <w:t xml:space="preserve"> — JNTU Kakinada, </w:t>
+      </w:r>
+      <w:proofErr w:type="gramStart"/>
+      <w:r>
+        <w:rPr>
+          <w:sz w:val="18"/>
+          <w:szCs w:val="18"/>
+        </w:rPr>
+        <w:t>2013  |</w:t>
+      </w:r>
+      <w:proofErr w:type="gramEnd"/>
+      <w:r>
+        <w:rPr>
+          <w:sz w:val="18"/>
+          <w:szCs w:val="18"/>
+        </w:rPr>
+        <w:t xml:space="preserve">  91%     </w:t>
+      </w:r>
+      <w:proofErr w:type="spellStart"/>
+      <w:proofErr w:type="gramStart"/>
       <w:r>
         <w:rPr>
           <w:b/>
@@ -2342,12 +2788,29 @@
         <w:t>B.Tech</w:t>
       </w:r>
       <w:proofErr w:type="spellEnd"/>
-      <w:r>
-        <w:rPr>
-          <w:sz w:val="18"/>
-          <w:szCs w:val="18"/>
-        </w:rPr>
-        <w:t xml:space="preserve"> — JNTU Kakinada, 2011  |  71%</w:t>
+      <w:proofErr w:type="gramEnd"/>
+      <w:r>
+        <w:rPr>
+          <w:sz w:val="18"/>
+          <w:szCs w:val="18"/>
+        </w:rPr>
+        <w:t xml:space="preserve"> — JNTU Kakinada, </w:t>
+      </w:r>
+      <w:proofErr w:type="gramStart"/>
+      <w:r>
+        <w:rPr>
+          <w:sz w:val="18"/>
+          <w:szCs w:val="18"/>
+        </w:rPr>
+        <w:t>2011  |</w:t>
+      </w:r>
+      <w:proofErr w:type="gramEnd"/>
+      <w:r>
+        <w:rPr>
+          <w:sz w:val="18"/>
+          <w:szCs w:val="18"/>
+        </w:rPr>
+        <w:t xml:space="preserve">  71%</w:t>
       </w:r>
     </w:p>
     <w:sectPr>
@@ -2363,10 +2826,10 @@
 <file path=word/numbering.xml><?xml version="1.0" encoding="utf-8"?>
 <w:numbering xmlns:wpc="http://schemas.microsoft.com/office/word/2010/wordprocessingCanvas" xmlns:cx="http://schemas.microsoft.com/office/drawing/2014/chartex" xmlns:cx1="http://schemas.microsoft.com/office/drawing/2015/9/8/chartex" xmlns:cx2="http://schemas.microsoft.com/office/drawing/2015/10/21/chartex" xmlns:cx3="http://schemas.microsoft.com/office/drawing/2016/5/9/chartex" xmlns:cx4="http://schemas.microsoft.com/office/drawing/2016/5/10/chartex" xmlns:cx5="http://schemas.microsoft.com/office/drawing/2016/5/11/chartex" xmlns:cx6="http://schemas.microsoft.com/office/drawing/2016/5/12/chartex" xmlns:cx7="http://schemas.microsoft.com/office/drawing/2016/5/13/chartex" xmlns:cx8="http://schemas.microsoft.com/office/drawing/2016/5/14/chartex" xmlns:mc="http://schemas.openxmlformats.org/markup-compatibility/2006" xmlns:aink="http://schemas.microsoft.com/office/drawing/2016/ink" xmlns:am3d="http://schemas.microsoft.com/office/drawing/2017/model3d" xmlns:o="urn:schemas-microsoft-com:office:office" xmlns:oel="http://schemas.microsoft.com/office/2019/extlst" xmlns:r="http://schemas.openxmlformats.org/officeDocument/2006/relationships" xmlns:m="http://schemas.openxmlformats.org/officeDocument/2006/math" xmlns:v="urn:schemas-microsoft-com:vml" xmlns:wp14="http://schemas.microsoft.com/office/word/2010/wordprocessingDrawing" xmlns:wp="http://schemas.openxmlformats.org/drawingml/2006/wordprocessingDrawing" xmlns:w10="urn:schemas-microsoft-com:office:word" xmlns:w="http://schemas.openxmlformats.org/wordprocessingml/2006/main" xmlns:w14="http://schemas.microsoft.com/office/word/2010/wordml" xmlns:w15="http://schemas.microsoft.com/office/word/2012/wordml" xmlns:w16cex="http://schemas.microsoft.com/office/word/2018/wordml/cex" xmlns:w16cid="http://schemas.microsoft.com/office/word/2016/wordml/cid" xmlns:w16="http://schemas.microsoft.com/office/word/2018/wordml" xmlns:w16du="http://schemas.microsoft.com/office/word/2023/wordml/word16du" xmlns:w16sdtdh="http://schemas.microsoft.com/office/word/2020/wordml/sdtdatahash" xmlns:w16sdtfl="http://schemas.microsoft.com/office/word/2024/wordml/sdtformatlock" xmlns:w16se="http://schemas.microsoft.com/office/word/2015/wordml/symex" xmlns:wpg="http://schemas.microsoft.com/office/word/2010/wordprocessingGroup" xmlns:wpi="http://schemas.microsoft.com/office/word/2010/wordprocessingInk" xmlns:wne="http://schemas.microsoft.com/office/word/2006/wordml" xmlns:wps="http://schemas.microsoft.com/office/word/2010/wordprocessingShape" mc:Ignorable="w14 w15 w16se w16cid w16 w16cex w16sdtdh w16sdtfl w16du wp14">
   <w:abstractNum w:abstractNumId="0" w15:restartNumberingAfterBreak="0">
-    <w:nsid w:val="0F6E2D13"/>
+    <w:nsid w:val="24B331BA"/>
     <w:multiLevelType w:val="hybridMultilevel"/>
-    <w:tmpl w:val="AC0272DE"/>
-    <w:lvl w:ilvl="0" w:tplc="0A22FEE8">
+    <w:tmpl w:val="B32A062C"/>
+    <w:lvl w:ilvl="0" w:tplc="422A96CE">
       <w:start w:val="1"/>
       <w:numFmt w:val="bullet"/>
       <w:lvlText w:val="●"/>
@@ -2375,7 +2838,7 @@
         <w:ind w:left="720" w:hanging="360"/>
       </w:pPr>
     </w:lvl>
-    <w:lvl w:ilvl="1" w:tplc="989C14B8">
+    <w:lvl w:ilvl="1" w:tplc="EE68C618">
       <w:start w:val="1"/>
       <w:numFmt w:val="bullet"/>
       <w:lvlText w:val="○"/>
@@ -2384,7 +2847,7 @@
         <w:ind w:left="1440" w:hanging="360"/>
       </w:pPr>
     </w:lvl>
-    <w:lvl w:ilvl="2" w:tplc="5008DA40">
+    <w:lvl w:ilvl="2" w:tplc="2AF2E1BC">
       <w:start w:val="1"/>
       <w:numFmt w:val="bullet"/>
       <w:lvlText w:val="■"/>
@@ -2393,7 +2856,7 @@
         <w:ind w:left="2160" w:hanging="360"/>
       </w:pPr>
     </w:lvl>
-    <w:lvl w:ilvl="3" w:tplc="4696355A">
+    <w:lvl w:ilvl="3" w:tplc="9CC6CC52">
       <w:start w:val="1"/>
       <w:numFmt w:val="bullet"/>
       <w:lvlText w:val="●"/>
@@ -2402,7 +2865,7 @@
         <w:ind w:left="2880" w:hanging="360"/>
       </w:pPr>
     </w:lvl>
-    <w:lvl w:ilvl="4" w:tplc="350C826A">
+    <w:lvl w:ilvl="4" w:tplc="1D76C162">
       <w:start w:val="1"/>
       <w:numFmt w:val="bullet"/>
       <w:lvlText w:val="○"/>
@@ -2411,7 +2874,7 @@
         <w:ind w:left="3600" w:hanging="360"/>
       </w:pPr>
     </w:lvl>
-    <w:lvl w:ilvl="5" w:tplc="90A6D192">
+    <w:lvl w:ilvl="5" w:tplc="742AFA64">
       <w:start w:val="1"/>
       <w:numFmt w:val="bullet"/>
       <w:lvlText w:val="■"/>
@@ -2420,7 +2883,7 @@
         <w:ind w:left="4320" w:hanging="360"/>
       </w:pPr>
     </w:lvl>
-    <w:lvl w:ilvl="6" w:tplc="4CE4232C">
+    <w:lvl w:ilvl="6" w:tplc="601A4D72">
       <w:start w:val="1"/>
       <w:numFmt w:val="bullet"/>
       <w:lvlText w:val="●"/>
@@ -2429,7 +2892,7 @@
         <w:ind w:left="5040" w:hanging="360"/>
       </w:pPr>
     </w:lvl>
-    <w:lvl w:ilvl="7" w:tplc="CAD4AD6C">
+    <w:lvl w:ilvl="7" w:tplc="8326AC8C">
       <w:start w:val="1"/>
       <w:numFmt w:val="bullet"/>
       <w:lvlText w:val="●"/>
@@ -2438,7 +2901,7 @@
         <w:ind w:left="5760" w:hanging="360"/>
       </w:pPr>
     </w:lvl>
-    <w:lvl w:ilvl="8" w:tplc="9C02A1E0">
+    <w:lvl w:ilvl="8" w:tplc="F28210FC">
       <w:start w:val="1"/>
       <w:numFmt w:val="bullet"/>
       <w:lvlText w:val="●"/>
@@ -2448,7 +2911,7 @@
       </w:pPr>
     </w:lvl>
   </w:abstractNum>
-  <w:num w:numId="1" w16cid:durableId="912592456">
+  <w:num w:numId="1" w16cid:durableId="594746935">
     <w:abstractNumId w:val="0"/>
     <w:lvlOverride w:ilvl="0">
       <w:startOverride w:val="1"/>
